--- a/templates/risalah-wakaf.docx
+++ b/templates/risalah-wakaf.docx
@@ -1286,17 +1286,7 @@
                 <w:szCs w:val="20"/>
                 <w:lang w:val="id-ID"/>
               </w:rPr>
-              <w:t xml:space="preserve">a.{{*nazhir._romawi}} </w:t>
-            </w:r>
-            <w:r>
-              <w:rPr>
-                <w:rFonts w:ascii="Arial" w:hAnsi="Arial" w:cs="Arial"/>
-                <w:color w:val="000000"/>
-                <w:sz w:val="22"/>
-                <w:szCs w:val="20"/>
-                <w:lang w:val="id-ID"/>
-              </w:rPr>
-              <w:t>Nama Pemohon</w:t>
+              <w:t>a.{{*nazhir._romawi}} Nama Pemohon</w:t>
             </w:r>
           </w:p>
         </w:tc>
@@ -1382,17 +1372,7 @@
                 <w:szCs w:val="20"/>
                 <w:lang w:val="id-ID"/>
               </w:rPr>
-              <w:t xml:space="preserve">b.{{*nazhir._romawi}} </w:t>
-            </w:r>
-            <w:r>
-              <w:rPr>
-                <w:rFonts w:ascii="Arial" w:hAnsi="Arial" w:cs="Arial"/>
-                <w:color w:val="000000"/>
-                <w:sz w:val="22"/>
-                <w:szCs w:val="20"/>
-                <w:lang w:val="id-ID"/>
-              </w:rPr>
-              <w:t>Domisili/Tempat Kedudukan</w:t>
+              <w:t>b.{{*nazhir._romawi}} Domisili/Tempat Kedudukan</w:t>
             </w:r>
           </w:p>
         </w:tc>
@@ -1478,17 +1458,7 @@
                 <w:szCs w:val="20"/>
                 <w:lang w:val="id-ID"/>
               </w:rPr>
-              <w:t xml:space="preserve">c.{{*nazhir._romawi}} </w:t>
-            </w:r>
-            <w:r>
-              <w:rPr>
-                <w:rFonts w:ascii="Arial" w:hAnsi="Arial" w:cs="Arial"/>
-                <w:color w:val="000000"/>
-                <w:sz w:val="22"/>
-                <w:szCs w:val="20"/>
-                <w:lang w:val="id-ID"/>
-              </w:rPr>
-              <w:t>Kewarganegaraan</w:t>
+              <w:t>c.{{*nazhir._romawi}} Kewarganegaraan</w:t>
             </w:r>
           </w:p>
         </w:tc>
@@ -1574,17 +1544,7 @@
                 <w:szCs w:val="20"/>
                 <w:lang w:val="id-ID"/>
               </w:rPr>
-              <w:t xml:space="preserve">d.{{*nazhir._romawi}} </w:t>
-            </w:r>
-            <w:r>
-              <w:rPr>
-                <w:rFonts w:ascii="Arial" w:hAnsi="Arial" w:cs="Arial"/>
-                <w:color w:val="000000"/>
-                <w:sz w:val="22"/>
-                <w:szCs w:val="20"/>
-                <w:lang w:val="id-ID"/>
-              </w:rPr>
-              <w:t>NIK</w:t>
+              <w:t>d.{{*nazhir._romawi}} NIK</w:t>
             </w:r>
           </w:p>
         </w:tc>
@@ -1670,17 +1630,7 @@
                 <w:szCs w:val="20"/>
                 <w:lang w:val="id-ID"/>
               </w:rPr>
-              <w:t xml:space="preserve">e.{{*nazhir._romawi}} </w:t>
-            </w:r>
-            <w:r>
-              <w:rPr>
-                <w:rFonts w:ascii="Arial" w:hAnsi="Arial" w:cs="Arial"/>
-                <w:color w:val="000000"/>
-                <w:sz w:val="22"/>
-                <w:szCs w:val="20"/>
-                <w:lang w:val="id-ID"/>
-              </w:rPr>
-              <w:t>Pekerjaan</w:t>
+              <w:t>e.{{*nazhir._romawi}} Pekerjaan</w:t>
             </w:r>
           </w:p>
         </w:tc>
@@ -1822,6 +1772,627 @@
     </w:p>
     <w:p>
       <w:pPr>
+        <w:tabs>
+          <w:tab w:val="left" w:pos="2977"/>
+        </w:tabs>
+        <w:spacing w:line="480" w:lineRule="auto"/>
+        <w:ind w:left="709" w:hanging="283"/>
+        <w:jc w:val="both"/>
+        <w:rPr>
+          <w:rFonts w:ascii="Arial" w:hAnsi="Arial" w:cs="Arial"/>
+          <w:color w:val="000000"/>
+          <w:sz w:val="22"/>
+          <w:szCs w:val="20"/>
+          <w:lang w:val="en-US"/>
+        </w:rPr>
+      </w:pPr>
+      <w:r>
+        <w:rPr>
+          <w:rFonts w:ascii="Arial" w:hAnsi="Arial" w:cs="Arial"/>
+          <w:color w:val="000000"/>
+          <w:sz w:val="22"/>
+          <w:szCs w:val="20"/>
+          <w:lang w:val="id-ID"/>
+        </w:rPr>
+        <w:t>{{?wakif}}2.</w:t>
+      </w:r>
+      <w:r>
+        <w:rPr>
+          <w:rFonts w:ascii="Arial" w:hAnsi="Arial" w:cs="Arial"/>
+          <w:color w:val="000000"/>
+          <w:sz w:val="22"/>
+          <w:szCs w:val="20"/>
+          <w:lang w:val="id-ID"/>
+        </w:rPr>
+        <w:tab/>
+      </w:r>
+      <w:r>
+        <w:rPr>
+          <w:rFonts w:ascii="Arial" w:hAnsi="Arial" w:cs="Arial"/>
+          <w:color w:val="000000"/>
+          <w:sz w:val="22"/>
+          <w:szCs w:val="20"/>
+          <w:lang w:val="en-US"/>
+        </w:rPr>
+        <w:t>Wakif</w:t>
+      </w:r>
+      <w:r>
+        <w:rPr>
+          <w:rFonts w:ascii="Arial" w:hAnsi="Arial" w:cs="Arial"/>
+          <w:color w:val="000000"/>
+          <w:sz w:val="22"/>
+          <w:szCs w:val="20"/>
+          <w:lang w:val="id-ID"/>
+        </w:rPr>
+        <w:t xml:space="preserve">                  </w:t>
+      </w:r>
+      <w:r>
+        <w:rPr>
+          <w:rFonts w:ascii="Arial" w:hAnsi="Arial" w:cs="Arial"/>
+          <w:color w:val="000000"/>
+          <w:sz w:val="22"/>
+          <w:szCs w:val="20"/>
+          <w:lang w:val="id-ID"/>
+        </w:rPr>
+        <w:tab/>
+      </w:r>
+    </w:p>
+    <w:p>
+      <w:pPr>
+        <w:spacing w:line="480" w:lineRule="auto"/>
+        <w:ind w:left="709"/>
+        <w:jc w:val="both"/>
+        <w:rPr>
+          <w:rFonts w:ascii="Arial" w:hAnsi="Arial" w:cs="Arial"/>
+          <w:color w:val="000000"/>
+          <w:sz w:val="22"/>
+          <w:szCs w:val="20"/>
+          <w:lang w:val="sv-SE"/>
+        </w:rPr>
+      </w:pPr>
+      <w:r>
+        <w:rPr>
+          <w:rFonts w:ascii="Arial" w:hAnsi="Arial" w:cs="Arial"/>
+          <w:color w:val="000000"/>
+          <w:sz w:val="22"/>
+          <w:szCs w:val="20"/>
+          <w:lang w:val="sv-SE"/>
+        </w:rPr>
+        <w:lastRenderedPageBreak/>
+        <w:t>{{#wakif}}</w:t>
+      </w:r>
+    </w:p>
+    <w:tbl>
+      <w:tblPr>
+        <w:tblStyle w:val="TableGrid"/>
+        <w:tblW w:w="0" w:type="auto"/>
+        <w:tblInd w:w="709" w:type="dxa"/>
+        <w:tblBorders>
+          <w:top w:val="none" w:sz="0" w:space="0" w:color="auto"/>
+          <w:left w:val="none" w:sz="0" w:space="0" w:color="auto"/>
+          <w:bottom w:val="none" w:sz="0" w:space="0" w:color="auto"/>
+          <w:right w:val="none" w:sz="0" w:space="0" w:color="auto"/>
+          <w:insideH w:val="none" w:sz="0" w:space="0" w:color="auto"/>
+          <w:insideV w:val="none" w:sz="0" w:space="0" w:color="auto"/>
+        </w:tblBorders>
+        <w:tblLook w:val="04A0" w:firstRow="1" w:lastRow="0" w:firstColumn="1" w:lastColumn="0" w:noHBand="0" w:noVBand="1"/>
+      </w:tblPr>
+      <w:tblGrid>
+        <w:gridCol w:w="5136"/>
+        <w:gridCol w:w="278"/>
+        <w:gridCol w:w="3525"/>
+      </w:tblGrid>
+      <w:tr>
+        <w:tc>
+          <w:tcPr>
+            <w:tcW w:w="5136" w:type="dxa"/>
+          </w:tcPr>
+          <w:p>
+            <w:pPr>
+              <w:spacing w:line="480" w:lineRule="auto"/>
+              <w:jc w:val="both"/>
+              <w:rPr>
+                <w:rFonts w:ascii="Arial" w:hAnsi="Arial" w:cs="Arial"/>
+                <w:color w:val="000000"/>
+                <w:sz w:val="22"/>
+                <w:szCs w:val="20"/>
+                <w:lang w:val="id-ID"/>
+              </w:rPr>
+            </w:pPr>
+            <w:r>
+              <w:rPr>
+                <w:rFonts w:ascii="Arial" w:hAnsi="Arial" w:cs="Arial"/>
+                <w:color w:val="000000"/>
+                <w:sz w:val="22"/>
+                <w:szCs w:val="20"/>
+                <w:lang w:val="id-ID"/>
+              </w:rPr>
+              <w:t>a.{{*wakif._romawi}} Nama Wakif</w:t>
+            </w:r>
+          </w:p>
+        </w:tc>
+        <w:tc>
+          <w:tcPr>
+            <w:tcW w:w="278" w:type="dxa"/>
+          </w:tcPr>
+          <w:p>
+            <w:pPr>
+              <w:spacing w:line="480" w:lineRule="auto"/>
+              <w:jc w:val="both"/>
+              <w:rPr>
+                <w:rFonts w:ascii="Arial" w:hAnsi="Arial" w:cs="Arial"/>
+                <w:color w:val="000000"/>
+                <w:sz w:val="22"/>
+                <w:szCs w:val="20"/>
+                <w:lang w:val="id-ID"/>
+              </w:rPr>
+            </w:pPr>
+            <w:r>
+              <w:rPr>
+                <w:rFonts w:ascii="Arial" w:hAnsi="Arial" w:cs="Arial"/>
+                <w:color w:val="000000"/>
+                <w:sz w:val="22"/>
+                <w:szCs w:val="20"/>
+                <w:lang w:val="id-ID"/>
+              </w:rPr>
+              <w:t>:</w:t>
+            </w:r>
+          </w:p>
+        </w:tc>
+        <w:tc>
+          <w:tcPr>
+            <w:tcW w:w="3525" w:type="dxa"/>
+          </w:tcPr>
+          <w:p>
+            <w:pPr>
+              <w:spacing w:line="480" w:lineRule="auto"/>
+              <w:jc w:val="both"/>
+              <w:rPr>
+                <w:rFonts w:ascii="Arial" w:hAnsi="Arial" w:cs="Arial"/>
+                <w:color w:val="000000"/>
+                <w:sz w:val="22"/>
+                <w:szCs w:val="20"/>
+                <w:lang w:val="id-ID"/>
+              </w:rPr>
+            </w:pPr>
+            <w:r>
+              <w:rPr>
+                <w:rFonts w:ascii="Arial" w:hAnsi="Arial" w:cs="Arial"/>
+                <w:color w:val="000000"/>
+                <w:sz w:val="22"/>
+                <w:szCs w:val="20"/>
+                <w:lang w:val="id-ID"/>
+              </w:rPr>
+              <w:t>{{*wakif.nama}}</w:t>
+            </w:r>
+          </w:p>
+        </w:tc>
+      </w:tr>
+      <w:tr>
+        <w:tc>
+          <w:tcPr>
+            <w:tcW w:w="5136" w:type="dxa"/>
+          </w:tcPr>
+          <w:p>
+            <w:pPr>
+              <w:spacing w:line="480" w:lineRule="auto"/>
+              <w:jc w:val="both"/>
+              <w:rPr>
+                <w:rFonts w:ascii="Arial" w:hAnsi="Arial" w:cs="Arial"/>
+                <w:color w:val="000000"/>
+                <w:sz w:val="22"/>
+                <w:szCs w:val="20"/>
+                <w:lang w:val="id-ID"/>
+              </w:rPr>
+            </w:pPr>
+            <w:r>
+              <w:rPr>
+                <w:rFonts w:ascii="Arial" w:hAnsi="Arial" w:cs="Arial"/>
+                <w:color w:val="000000"/>
+                <w:sz w:val="22"/>
+                <w:szCs w:val="20"/>
+                <w:lang w:val="id-ID"/>
+              </w:rPr>
+              <w:t>b.{{*wakif._romawi}} Domisili/Tempat Kedudukan</w:t>
+            </w:r>
+          </w:p>
+        </w:tc>
+        <w:tc>
+          <w:tcPr>
+            <w:tcW w:w="278" w:type="dxa"/>
+          </w:tcPr>
+          <w:p>
+            <w:pPr>
+              <w:spacing w:line="480" w:lineRule="auto"/>
+              <w:jc w:val="both"/>
+              <w:rPr>
+                <w:rFonts w:ascii="Arial" w:hAnsi="Arial" w:cs="Arial"/>
+                <w:color w:val="000000"/>
+                <w:sz w:val="22"/>
+                <w:szCs w:val="20"/>
+                <w:lang w:val="id-ID"/>
+              </w:rPr>
+            </w:pPr>
+            <w:r>
+              <w:rPr>
+                <w:rFonts w:ascii="Arial" w:hAnsi="Arial" w:cs="Arial"/>
+                <w:color w:val="000000"/>
+                <w:sz w:val="22"/>
+                <w:szCs w:val="20"/>
+                <w:lang w:val="id-ID"/>
+              </w:rPr>
+              <w:t>:</w:t>
+            </w:r>
+          </w:p>
+        </w:tc>
+        <w:tc>
+          <w:tcPr>
+            <w:tcW w:w="3525" w:type="dxa"/>
+          </w:tcPr>
+          <w:p>
+            <w:pPr>
+              <w:spacing w:line="480" w:lineRule="auto"/>
+              <w:jc w:val="both"/>
+              <w:rPr>
+                <w:rFonts w:ascii="Arial" w:hAnsi="Arial" w:cs="Arial"/>
+                <w:color w:val="000000"/>
+                <w:sz w:val="22"/>
+                <w:szCs w:val="20"/>
+                <w:lang w:val="id-ID"/>
+              </w:rPr>
+            </w:pPr>
+            <w:r>
+              <w:rPr>
+                <w:rFonts w:ascii="Arial" w:hAnsi="Arial" w:cs="Arial"/>
+                <w:color w:val="000000"/>
+                <w:sz w:val="22"/>
+                <w:szCs w:val="20"/>
+                <w:lang w:val="id-ID"/>
+              </w:rPr>
+              <w:t>{{*wakif.alamat}}</w:t>
+            </w:r>
+          </w:p>
+        </w:tc>
+      </w:tr>
+      <w:tr>
+        <w:tc>
+          <w:tcPr>
+            <w:tcW w:w="5136" w:type="dxa"/>
+          </w:tcPr>
+          <w:p>
+            <w:pPr>
+              <w:spacing w:line="480" w:lineRule="auto"/>
+              <w:jc w:val="both"/>
+              <w:rPr>
+                <w:rFonts w:ascii="Arial" w:hAnsi="Arial" w:cs="Arial"/>
+                <w:color w:val="000000"/>
+                <w:sz w:val="22"/>
+                <w:szCs w:val="20"/>
+                <w:lang w:val="id-ID"/>
+              </w:rPr>
+            </w:pPr>
+            <w:r>
+              <w:rPr>
+                <w:rFonts w:ascii="Arial" w:hAnsi="Arial" w:cs="Arial"/>
+                <w:color w:val="000000"/>
+                <w:sz w:val="22"/>
+                <w:szCs w:val="20"/>
+                <w:lang w:val="id-ID"/>
+              </w:rPr>
+              <w:t>c.{{*wakif._romawi}} Kewarganegaraan</w:t>
+            </w:r>
+          </w:p>
+        </w:tc>
+        <w:tc>
+          <w:tcPr>
+            <w:tcW w:w="278" w:type="dxa"/>
+          </w:tcPr>
+          <w:p>
+            <w:pPr>
+              <w:spacing w:line="480" w:lineRule="auto"/>
+              <w:jc w:val="both"/>
+              <w:rPr>
+                <w:rFonts w:ascii="Arial" w:hAnsi="Arial" w:cs="Arial"/>
+                <w:color w:val="000000"/>
+                <w:sz w:val="22"/>
+                <w:szCs w:val="20"/>
+                <w:lang w:val="id-ID"/>
+              </w:rPr>
+            </w:pPr>
+            <w:r>
+              <w:rPr>
+                <w:rFonts w:ascii="Arial" w:hAnsi="Arial" w:cs="Arial"/>
+                <w:color w:val="000000"/>
+                <w:sz w:val="22"/>
+                <w:szCs w:val="20"/>
+                <w:lang w:val="id-ID"/>
+              </w:rPr>
+              <w:t>:</w:t>
+            </w:r>
+          </w:p>
+        </w:tc>
+        <w:tc>
+          <w:tcPr>
+            <w:tcW w:w="3525" w:type="dxa"/>
+          </w:tcPr>
+          <w:p>
+            <w:pPr>
+              <w:spacing w:line="480" w:lineRule="auto"/>
+              <w:jc w:val="both"/>
+              <w:rPr>
+                <w:rFonts w:ascii="Arial" w:hAnsi="Arial" w:cs="Arial"/>
+                <w:color w:val="000000"/>
+                <w:sz w:val="22"/>
+                <w:szCs w:val="20"/>
+                <w:lang w:val="id-ID"/>
+              </w:rPr>
+            </w:pPr>
+            <w:r>
+              <w:rPr>
+                <w:rFonts w:ascii="Arial" w:hAnsi="Arial" w:cs="Arial"/>
+                <w:color w:val="000000"/>
+                <w:sz w:val="22"/>
+                <w:szCs w:val="20"/>
+                <w:lang w:val="id-ID"/>
+              </w:rPr>
+              <w:t>Indonesia</w:t>
+            </w:r>
+          </w:p>
+        </w:tc>
+      </w:tr>
+      <w:tr>
+        <w:tc>
+          <w:tcPr>
+            <w:tcW w:w="5136" w:type="dxa"/>
+          </w:tcPr>
+          <w:p>
+            <w:pPr>
+              <w:spacing w:line="480" w:lineRule="auto"/>
+              <w:jc w:val="both"/>
+              <w:rPr>
+                <w:rFonts w:ascii="Arial" w:hAnsi="Arial" w:cs="Arial"/>
+                <w:color w:val="000000"/>
+                <w:sz w:val="22"/>
+                <w:szCs w:val="20"/>
+                <w:lang w:val="id-ID"/>
+              </w:rPr>
+            </w:pPr>
+            <w:r>
+              <w:rPr>
+                <w:rFonts w:ascii="Arial" w:hAnsi="Arial" w:cs="Arial"/>
+                <w:color w:val="000000"/>
+                <w:sz w:val="22"/>
+                <w:szCs w:val="20"/>
+                <w:lang w:val="id-ID"/>
+              </w:rPr>
+              <w:t>d.{{*wakif._romawi}} NIK</w:t>
+            </w:r>
+          </w:p>
+        </w:tc>
+        <w:tc>
+          <w:tcPr>
+            <w:tcW w:w="278" w:type="dxa"/>
+          </w:tcPr>
+          <w:p>
+            <w:pPr>
+              <w:spacing w:line="480" w:lineRule="auto"/>
+              <w:jc w:val="both"/>
+              <w:rPr>
+                <w:rFonts w:ascii="Arial" w:hAnsi="Arial" w:cs="Arial"/>
+                <w:color w:val="000000"/>
+                <w:sz w:val="22"/>
+                <w:szCs w:val="20"/>
+                <w:lang w:val="id-ID"/>
+              </w:rPr>
+            </w:pPr>
+            <w:r>
+              <w:rPr>
+                <w:rFonts w:ascii="Arial" w:hAnsi="Arial" w:cs="Arial"/>
+                <w:color w:val="000000"/>
+                <w:sz w:val="22"/>
+                <w:szCs w:val="20"/>
+                <w:lang w:val="id-ID"/>
+              </w:rPr>
+              <w:t>:</w:t>
+            </w:r>
+          </w:p>
+        </w:tc>
+        <w:tc>
+          <w:tcPr>
+            <w:tcW w:w="3525" w:type="dxa"/>
+          </w:tcPr>
+          <w:p>
+            <w:pPr>
+              <w:spacing w:line="480" w:lineRule="auto"/>
+              <w:jc w:val="both"/>
+              <w:rPr>
+                <w:rFonts w:ascii="Arial" w:hAnsi="Arial" w:cs="Arial"/>
+                <w:color w:val="000000"/>
+                <w:sz w:val="22"/>
+                <w:szCs w:val="20"/>
+                <w:lang w:val="id-ID"/>
+              </w:rPr>
+            </w:pPr>
+            <w:r>
+              <w:rPr>
+                <w:rFonts w:ascii="Arial" w:hAnsi="Arial" w:cs="Arial"/>
+                <w:color w:val="000000"/>
+                <w:sz w:val="22"/>
+                <w:szCs w:val="20"/>
+                <w:lang w:val="id-ID"/>
+              </w:rPr>
+              <w:t>{{*wakif.nik}}</w:t>
+            </w:r>
+          </w:p>
+        </w:tc>
+      </w:tr>
+      <w:tr>
+        <w:tc>
+          <w:tcPr>
+            <w:tcW w:w="5136" w:type="dxa"/>
+          </w:tcPr>
+          <w:p>
+            <w:pPr>
+              <w:spacing w:line="480" w:lineRule="auto"/>
+              <w:jc w:val="both"/>
+              <w:rPr>
+                <w:rFonts w:ascii="Arial" w:hAnsi="Arial" w:cs="Arial"/>
+                <w:color w:val="000000"/>
+                <w:sz w:val="22"/>
+                <w:szCs w:val="20"/>
+                <w:lang w:val="id-ID"/>
+              </w:rPr>
+            </w:pPr>
+            <w:r>
+              <w:rPr>
+                <w:rFonts w:ascii="Arial" w:hAnsi="Arial" w:cs="Arial"/>
+                <w:color w:val="000000"/>
+                <w:sz w:val="22"/>
+                <w:szCs w:val="20"/>
+                <w:lang w:val="id-ID"/>
+              </w:rPr>
+              <w:t>e.{{*wakif._romawi}} Pekerjaan</w:t>
+            </w:r>
+          </w:p>
+        </w:tc>
+        <w:tc>
+          <w:tcPr>
+            <w:tcW w:w="278" w:type="dxa"/>
+          </w:tcPr>
+          <w:p>
+            <w:pPr>
+              <w:spacing w:line="480" w:lineRule="auto"/>
+              <w:jc w:val="both"/>
+              <w:rPr>
+                <w:rFonts w:ascii="Arial" w:hAnsi="Arial" w:cs="Arial"/>
+                <w:color w:val="000000"/>
+                <w:sz w:val="22"/>
+                <w:szCs w:val="20"/>
+                <w:lang w:val="id-ID"/>
+              </w:rPr>
+            </w:pPr>
+            <w:r>
+              <w:rPr>
+                <w:rFonts w:ascii="Arial" w:hAnsi="Arial" w:cs="Arial"/>
+                <w:color w:val="000000"/>
+                <w:sz w:val="22"/>
+                <w:szCs w:val="20"/>
+                <w:lang w:val="id-ID"/>
+              </w:rPr>
+              <w:t>:</w:t>
+            </w:r>
+          </w:p>
+        </w:tc>
+        <w:tc>
+          <w:tcPr>
+            <w:tcW w:w="3525" w:type="dxa"/>
+          </w:tcPr>
+          <w:p>
+            <w:pPr>
+              <w:spacing w:line="480" w:lineRule="auto"/>
+              <w:jc w:val="both"/>
+              <w:rPr>
+                <w:rFonts w:ascii="Arial" w:hAnsi="Arial" w:cs="Arial"/>
+                <w:color w:val="000000"/>
+                <w:sz w:val="22"/>
+                <w:szCs w:val="20"/>
+                <w:lang w:val="id-ID"/>
+              </w:rPr>
+            </w:pPr>
+            <w:r>
+              <w:rPr>
+                <w:rFonts w:ascii="Arial" w:hAnsi="Arial" w:cs="Arial"/>
+                <w:color w:val="000000"/>
+                <w:sz w:val="22"/>
+                <w:szCs w:val="20"/>
+                <w:lang w:val="id-ID"/>
+              </w:rPr>
+              <w:t>{{*wakif.pekerjaan}}</w:t>
+            </w:r>
+          </w:p>
+        </w:tc>
+      </w:tr>
+    </w:tbl>
+    <w:p>
+      <w:pPr>
+        <w:spacing w:line="480" w:lineRule="auto"/>
+        <w:jc w:val="both"/>
+        <w:rPr>
+          <w:rFonts w:ascii="Arial" w:hAnsi="Arial" w:cs="Arial"/>
+          <w:color w:val="000000"/>
+          <w:sz w:val="22"/>
+          <w:szCs w:val="20"/>
+          <w:lang w:val="id-ID"/>
+        </w:rPr>
+      </w:pPr>
+      <w:r>
+        <w:rPr>
+          <w:rFonts w:ascii="Arial" w:hAnsi="Arial" w:cs="Arial"/>
+          <w:color w:val="000000"/>
+          <w:sz w:val="22"/>
+          <w:szCs w:val="20"/>
+          <w:lang w:val="id-ID"/>
+        </w:rPr>
+        <w:t xml:space="preserve">        </w:t>
+      </w:r>
+      <w:r>
+        <w:rPr>
+          <w:rFonts w:ascii="Arial" w:hAnsi="Arial" w:cs="Arial"/>
+          <w:color w:val="000000"/>
+          <w:sz w:val="22"/>
+          <w:szCs w:val="20"/>
+          <w:lang w:val="id-ID"/>
+        </w:rPr>
+        <w:tab/>
+      </w:r>
+      <w:r>
+        <w:rPr>
+          <w:rFonts w:ascii="Arial" w:hAnsi="Arial" w:cs="Arial"/>
+          <w:color w:val="000000"/>
+          <w:sz w:val="22"/>
+          <w:szCs w:val="20"/>
+          <w:lang w:val="id-ID"/>
+        </w:rPr>
+        <w:tab/>
+      </w:r>
+      <w:r>
+        <w:rPr>
+          <w:rFonts w:ascii="Arial" w:hAnsi="Arial" w:cs="Arial"/>
+          <w:color w:val="000000"/>
+          <w:sz w:val="22"/>
+          <w:szCs w:val="20"/>
+          <w:lang w:val="id-ID"/>
+        </w:rPr>
+        <w:tab/>
+        <w:t xml:space="preserve"> </w:t>
+      </w:r>
+    </w:p>
+    <w:p>
+      <w:pPr>
+        <w:spacing w:line="480" w:lineRule="auto"/>
+        <w:ind w:left="1134" w:hanging="425"/>
+        <w:jc w:val="both"/>
+        <w:rPr>
+          <w:rFonts w:ascii="Arial" w:hAnsi="Arial" w:cs="Arial"/>
+          <w:color w:val="000000"/>
+          <w:sz w:val="22"/>
+          <w:szCs w:val="20"/>
+          <w:lang w:val="sv-SE"/>
+        </w:rPr>
+      </w:pPr>
+      <w:r>
+        <w:rPr>
+          <w:rFonts w:ascii="Arial" w:hAnsi="Arial" w:cs="Arial"/>
+          <w:color w:val="000000"/>
+          <w:sz w:val="22"/>
+          <w:szCs w:val="20"/>
+          <w:lang w:val="sv-SE"/>
+        </w:rPr>
+        <w:t>{{/wakif}}</w:t>
+      </w:r>
+    </w:p>
+    <w:p>
+      <w:pPr>
         <w:numPr>
           <w:ilvl w:val="0"/>
           <w:numId w:val="1"/>
@@ -1887,7 +2458,6 @@
           <w:szCs w:val="20"/>
           <w:lang w:val="id-ID"/>
         </w:rPr>
-        <w:lastRenderedPageBreak/>
         <w:t>1.</w:t>
       </w:r>
       <w:r>
@@ -3782,6 +4352,7 @@
           <w:szCs w:val="22"/>
           <w:lang w:val="sv-SE"/>
         </w:rPr>
+        <w:lastRenderedPageBreak/>
         <w:t>A</w:t>
       </w:r>
       <w:r>
@@ -4080,7 +4651,6 @@
           <w:szCs w:val="20"/>
           <w:lang w:val="id-ID"/>
         </w:rPr>
-        <w:lastRenderedPageBreak/>
         <w:t>Undang-</w:t>
       </w:r>
       <w:r>
@@ -5556,6 +6126,7 @@
           <w:sz w:val="22"/>
           <w:szCs w:val="20"/>
         </w:rPr>
+        <w:lastRenderedPageBreak/>
         <w:t>Peraturan</w:t>
       </w:r>
       <w:proofErr w:type="spellEnd"/>
@@ -6286,7 +6857,6 @@
           <w:szCs w:val="20"/>
           <w:lang w:val="sv-SE"/>
         </w:rPr>
-        <w:lastRenderedPageBreak/>
         <w:t>Peraturan Menteri Negara Agraria/Kepala Badan Pertanahan Nasional Nomor 3 Tahun 1997 tentang Ketentuan Pelaksanaan Peraturan Pemerintah Nomor 24 Tahun 1997 tentang Pendaftaran Tanah sebagaimana telah beberapa kali diubah terakhir dengan Peraturan Menteri Agraria dan Tata Ruang/Kepala Badan Pertanahan Nasional Nomor 16 Tahun 2021 tentang Perubahan Ketiga Atas Peraturan Menteri Negara Agraria/Kepala Badan Pertanahan Nasional Nomor 3 Tahun 1997 tentang Ketentuan Pelaksanaan Peraturan Pemerintah Nomor 24 Tahun 1997 tentang Pendaftaran Tanah;</w:t>
       </w:r>
     </w:p>
@@ -6477,6 +7047,7 @@
           <w:szCs w:val="20"/>
           <w:lang w:val="sv-SE"/>
         </w:rPr>
+        <w:lastRenderedPageBreak/>
         <w:t xml:space="preserve">Peraturan Menteri Agraria Dan Tata Ruang/Kepala Badan Pertanahan Nasional Republik Indonesia Nomor </w:t>
       </w:r>
       <w:r>
@@ -6970,7 +7541,6 @@
           <w:sz w:val="22"/>
           <w:szCs w:val="22"/>
         </w:rPr>
-        <w:lastRenderedPageBreak/>
         <w:t xml:space="preserve">Keputusan </w:t>
       </w:r>
       <w:proofErr w:type="spellStart"/>
@@ -8435,7 +9005,17 @@
           <w:szCs w:val="20"/>
           <w:lang w:val="en-US"/>
         </w:rPr>
-        <w:t xml:space="preserve"> 41 </w:t>
+        <w:t xml:space="preserve"> </w:t>
+      </w:r>
+      <w:r>
+        <w:rPr>
+          <w:rFonts w:ascii="Arial" w:hAnsi="Arial" w:cs="Arial"/>
+          <w:sz w:val="22"/>
+          <w:szCs w:val="20"/>
+          <w:lang w:val="en-US"/>
+        </w:rPr>
+        <w:lastRenderedPageBreak/>
+        <w:t xml:space="preserve">41 </w:t>
       </w:r>
       <w:proofErr w:type="spellStart"/>
       <w:r>
@@ -9214,7 +9794,6 @@
           <w:szCs w:val="20"/>
           <w:lang w:val="en-US"/>
         </w:rPr>
-        <w:lastRenderedPageBreak/>
         <w:t xml:space="preserve">Bahwa </w:t>
       </w:r>
       <w:r>
@@ -11129,6 +11708,7 @@
           <w:szCs w:val="19"/>
           <w:lang w:val="en-US"/>
         </w:rPr>
+        <w:lastRenderedPageBreak/>
         <w:t>bidang</w:t>
       </w:r>
       <w:proofErr w:type="spellEnd"/>
@@ -11681,7 +12261,6 @@
           <w:szCs w:val="20"/>
           <w:lang w:val="id-ID"/>
         </w:rPr>
-        <w:lastRenderedPageBreak/>
         <w:t>B</w:t>
       </w:r>
       <w:proofErr w:type="spellStart"/>
@@ -13021,6 +13600,7 @@
           <w:szCs w:val="20"/>
           <w:lang w:val="sv-SE"/>
         </w:rPr>
+        <w:lastRenderedPageBreak/>
         <w:t>Bahwa</w:t>
       </w:r>
       <w:r>
@@ -13263,7 +13843,6 @@
           <w:szCs w:val="20"/>
           <w:lang w:val="sv-SE"/>
         </w:rPr>
-        <w:lastRenderedPageBreak/>
         <w:t>Bahwa berdasarkan data yuridis dan data fisik dapat dianalisa sebagai berikut :</w:t>
       </w:r>
     </w:p>
@@ -13803,6 +14382,7 @@
           <w:szCs w:val="19"/>
           <w:lang w:val="id-ID"/>
         </w:rPr>
+        <w:lastRenderedPageBreak/>
         <w:t>{{selisih_teks}}</w:t>
       </w:r>
       <w:r>
@@ -14046,7 +14626,6 @@
           <w:szCs w:val="20"/>
           <w:lang w:val="id-ID"/>
         </w:rPr>
-        <w:lastRenderedPageBreak/>
         <w:t>Sehubungan dengan poin</w:t>
       </w:r>
       <w:r>
@@ -14689,6 +15268,7 @@
           <w:szCs w:val="22"/>
           <w:lang w:val="id-ID"/>
         </w:rPr>
+        <w:lastRenderedPageBreak/>
         <w:t xml:space="preserve">Bahwa kami seluruh anggota berpendapat permohonan </w:t>
       </w:r>
       <w:r>
@@ -14837,7 +15417,6 @@
           <w:szCs w:val="20"/>
           <w:lang w:val="id-ID"/>
         </w:rPr>
-        <w:lastRenderedPageBreak/>
         <w:t xml:space="preserve">Bahwa aspek Yuridis terkait permohonan </w:t>
       </w:r>
       <w:r>
@@ -15592,6 +16171,7 @@
           <w:szCs w:val="20"/>
           <w:lang w:val="en-US"/>
         </w:rPr>
+        <w:lastRenderedPageBreak/>
         <w:t>Berdasarkan</w:t>
       </w:r>
       <w:proofErr w:type="spellEnd"/>
@@ -16350,21 +16930,18 @@
     <w:r>
       <w:rPr>
         <w:caps/>
-        <w:color w:val="4F81BD" w:themeColor="accent1"/>
       </w:rPr>
       <w:fldChar w:fldCharType="begin"/>
     </w:r>
     <w:r>
       <w:rPr>
         <w:caps/>
-        <w:color w:val="4F81BD" w:themeColor="accent1"/>
       </w:rPr>
       <w:instrText xml:space="preserve"> PAGE   \* MERGEFORMAT </w:instrText>
     </w:r>
     <w:r>
       <w:rPr>
         <w:caps/>
-        <w:color w:val="4F81BD" w:themeColor="accent1"/>
       </w:rPr>
       <w:fldChar w:fldCharType="separate"/>
     </w:r>
@@ -16372,7 +16949,6 @@
       <w:rPr>
         <w:caps/>
         <w:noProof/>
-        <w:color w:val="4F81BD" w:themeColor="accent1"/>
       </w:rPr>
       <w:t>2</w:t>
     </w:r>
@@ -16380,7 +16956,6 @@
       <w:rPr>
         <w:caps/>
         <w:noProof/>
-        <w:color w:val="4F81BD" w:themeColor="accent1"/>
       </w:rPr>
       <w:fldChar w:fldCharType="end"/>
     </w:r>
@@ -16388,9 +16963,16 @@
       <w:rPr>
         <w:caps/>
         <w:noProof/>
+      </w:rPr>
+      <w:t xml:space="preserve"> </w:t>
+    </w:r>
+    <w:r>
+      <w:rPr>
+        <w:caps/>
+        <w:noProof/>
         <w:color w:val="4F81BD" w:themeColor="accent1"/>
       </w:rPr>
-      <w:t xml:space="preserve">    </w:t>
+      <w:t xml:space="preserve">   </w:t>
     </w:r>
   </w:p>
   <w:p>
